--- a/Build docs/HowTo_StartDevServer.docx
+++ b/Build docs/HowTo_StartDevServer.docx
@@ -44,6 +44,7 @@
       </w:r>
     </w:p>
     <w:p>
+      <w:proofErr w:type="spellStart"/>
       <w:r>
         <w:rPr>
           <w:b/>
@@ -51,6 +52,7 @@
         </w:rPr>
         <w:t>cmd</w:t>
       </w:r>
+      <w:proofErr w:type="spellEnd"/>
     </w:p>
     <w:p>
       <w:pPr>
@@ -99,7 +101,23 @@
           <w:rFonts w:ascii="Courier New" w:eastAsia="Courier New" w:hAnsi="Courier New" w:cs="Courier New"/>
           <w:color w:val="1A1A1A"/>
         </w:rPr>
-        <w:t>cd "C:\Users\Ethan Scott\OneDrive\Documentos\trucking-site"</w:t>
+        <w:t>cd "C:\Users\Ethan Scott\OneDrive\</w:t>
+      </w:r>
+      <w:proofErr w:type="spellStart"/>
+      <w:r>
+        <w:rPr>
+          <w:rFonts w:ascii="Courier New" w:eastAsia="Courier New" w:hAnsi="Courier New" w:cs="Courier New"/>
+          <w:color w:val="1A1A1A"/>
+        </w:rPr>
+        <w:t>Documentos</w:t>
+      </w:r>
+      <w:proofErr w:type="spellEnd"/>
+      <w:r>
+        <w:rPr>
+          <w:rFonts w:ascii="Courier New" w:eastAsia="Courier New" w:hAnsi="Courier New" w:cs="Courier New"/>
+          <w:color w:val="1A1A1A"/>
+        </w:rPr>
+        <w:t>\trucking-site"</w:t>
       </w:r>
     </w:p>
     <w:p>
@@ -114,7 +132,15 @@
         <w:t xml:space="preserve">What this does: </w:t>
       </w:r>
       <w:r>
-        <w:t>moves Command Prompt into your trucking site folder so npm can find the project.</w:t>
+        <w:t xml:space="preserve">moves Command Prompt into your trucking site folder so </w:t>
+      </w:r>
+      <w:proofErr w:type="spellStart"/>
+      <w:r>
+        <w:t>npm</w:t>
+      </w:r>
+      <w:proofErr w:type="spellEnd"/>
+      <w:r>
+        <w:t xml:space="preserve"> can find the project.</w:t>
       </w:r>
     </w:p>
     <w:p>
@@ -151,12 +177,21 @@
         <w:spacing w:before="80" w:after="100" w:line="360" w:lineRule="auto"/>
         <w:ind w:left="200" w:right="200"/>
       </w:pPr>
+      <w:proofErr w:type="spellStart"/>
       <w:r>
         <w:rPr>
           <w:rFonts w:ascii="Courier New" w:eastAsia="Courier New" w:hAnsi="Courier New" w:cs="Courier New"/>
           <w:color w:val="1A1A1A"/>
         </w:rPr>
-        <w:t>npm run dev</w:t>
+        <w:t>npm</w:t>
+      </w:r>
+      <w:proofErr w:type="spellEnd"/>
+      <w:r>
+        <w:rPr>
+          <w:rFonts w:ascii="Courier New" w:eastAsia="Courier New" w:hAnsi="Courier New" w:cs="Courier New"/>
+          <w:color w:val="1A1A1A"/>
+        </w:rPr>
+        <w:t xml:space="preserve"> run dev</w:t>
       </w:r>
     </w:p>
     <w:p>
@@ -389,44 +424,6 @@
       <w:pPr>
         <w:spacing w:after="80"/>
       </w:pPr>
-      <w:r>
-        <w:lastRenderedPageBreak/>
-        <w:drawing>
-          <wp:inline distT="0" distB="0" distL="0" distR="0" wp14:anchorId="12958627" wp14:editId="4C239C45">
-            <wp:extent cx="5943600" cy="3813810"/>
-            <wp:effectExtent l="0" t="0" r="0" b="0"/>
-            <wp:docPr id="1617198071" name="Picture 1"/>
-            <wp:cNvGraphicFramePr>
-              <a:graphicFrameLocks xmlns:a="http://schemas.openxmlformats.org/drawingml/2006/main" noChangeAspect="1"/>
-            </wp:cNvGraphicFramePr>
-            <a:graphic xmlns:a="http://schemas.openxmlformats.org/drawingml/2006/main">
-              <a:graphicData uri="http://schemas.openxmlformats.org/drawingml/2006/picture">
-                <pic:pic xmlns:pic="http://schemas.openxmlformats.org/drawingml/2006/picture">
-                  <pic:nvPicPr>
-                    <pic:cNvPr id="1617198071" name=""/>
-                    <pic:cNvPicPr/>
-                  </pic:nvPicPr>
-                  <pic:blipFill>
-                    <a:blip r:embed="rId6"/>
-                    <a:stretch>
-                      <a:fillRect/>
-                    </a:stretch>
-                  </pic:blipFill>
-                  <pic:spPr>
-                    <a:xfrm>
-                      <a:off x="0" y="0"/>
-                      <a:ext cx="5943600" cy="3813810"/>
-                    </a:xfrm>
-                    <a:prstGeom prst="rect">
-                      <a:avLst/>
-                    </a:prstGeom>
-                  </pic:spPr>
-                </pic:pic>
-              </a:graphicData>
-            </a:graphic>
-          </wp:inline>
-        </w:drawing>
-      </w:r>
     </w:p>
     <w:sectPr>
       <w:pgSz w:w="12240" w:h="15840"/>
